--- a/News_Shield_Strict_Synopsis.docx
+++ b/News_Shield_Strict_Synopsis.docx
@@ -154,7 +154,7 @@
     </w:p>
     <w:p>
       <w:pPr>
-        <w:spacing w:line="276" w:lineRule="auto" w:after="400"/>
+        <w:spacing w:line="276" w:lineRule="auto" w:after="280"/>
         <w:jc w:val="center"/>
       </w:pPr>
       <w:r>
@@ -173,6 +173,15 @@
           <w:sz w:val="29"/>
         </w:rPr>
         <w:t>COMPUTER SCIENCE &amp; ENGINEERING</w:t>
+        <w:br/>
+      </w:r>
+      <w:r>
+        <w:rPr>
+          <w:rFonts w:ascii="Times New Roman" w:hAnsi="Times New Roman"/>
+          <w:b/>
+          <w:sz w:val="24"/>
+        </w:rPr>
+        <w:t>Batch: 2022 - 2026</w:t>
       </w:r>
     </w:p>
     <w:tbl>
@@ -763,7 +772,7 @@
                 <w:rFonts w:ascii="Times New Roman" w:hAnsi="Times New Roman"/>
                 <w:sz w:val="22"/>
               </w:rPr>
-              <w:t>5</w:t>
+              <w:t>6</w:t>
             </w:r>
           </w:p>
         </w:tc>
@@ -811,7 +820,7 @@
                 <w:rFonts w:ascii="Times New Roman" w:hAnsi="Times New Roman"/>
                 <w:sz w:val="22"/>
               </w:rPr>
-              <w:t>6</w:t>
+              <w:t>7</w:t>
             </w:r>
           </w:p>
         </w:tc>
@@ -1317,12 +1326,48 @@
           <w:sz w:val="22"/>
         </w:rPr>
         <w:t>The project belongs to the specialized field of Artificial Intelligence (AI) and Natural Language Processing (NLP). Key technical terms include:</w:t>
-        <w:br/>
-        <w:t>• TF-IDF (Term Frequency-Inverse Document Frequency): A numerical statistic that reflects how important a word is to a document in a collection.</w:t>
-        <w:br/>
-        <w:t>• Porter Stemmer: A heuristic rule-based morphological algorithm that removes word suffixes to map words to their root base.</w:t>
-        <w:br/>
-        <w:t>• Stylometry: The statistical measurement of writing style, such as capital letter ratios, punctuation frequency, and sensationalist vocabulary.</w:t>
+      </w:r>
+    </w:p>
+    <w:p>
+      <w:pPr>
+        <w:spacing w:line="288" w:lineRule="auto" w:after="50"/>
+        <w:ind w:left="360"/>
+        <w:jc w:val="left"/>
+      </w:pPr>
+      <w:r>
+        <w:rPr>
+          <w:rFonts w:ascii="Times New Roman" w:hAnsi="Times New Roman"/>
+          <w:sz w:val="22"/>
+        </w:rPr>
+        <w:t>• TF-IDF (Term Frequency-Inverse Document Frequency): A numerical statistic reflecting how important a word is to a document within a collection.</w:t>
+      </w:r>
+    </w:p>
+    <w:p>
+      <w:pPr>
+        <w:spacing w:line="288" w:lineRule="auto" w:after="50"/>
+        <w:ind w:left="360"/>
+        <w:jc w:val="left"/>
+      </w:pPr>
+      <w:r>
+        <w:rPr>
+          <w:rFonts w:ascii="Times New Roman" w:hAnsi="Times New Roman"/>
+          <w:sz w:val="22"/>
+        </w:rPr>
+        <w:t>• Porter Stemmer: A heuristic morphological algorithm removing word suffixes to map tokens to their base form.</w:t>
+      </w:r>
+    </w:p>
+    <w:p>
+      <w:pPr>
+        <w:spacing w:line="288" w:lineRule="auto" w:after="50"/>
+        <w:ind w:left="360"/>
+        <w:jc w:val="left"/>
+      </w:pPr>
+      <w:r>
+        <w:rPr>
+          <w:rFonts w:ascii="Times New Roman" w:hAnsi="Times New Roman"/>
+          <w:sz w:val="22"/>
+        </w:rPr>
+        <w:t>• Stylometry: The statistical measurement of writing style, including punctuation frequency, capitalization ratios, and sensationalist vocabulary.</w:t>
       </w:r>
     </w:p>
     <w:p>
@@ -1467,111 +1512,180 @@
           <w:rFonts w:ascii="Times New Roman" w:hAnsi="Times New Roman"/>
           <w:sz w:val="22"/>
         </w:rPr>
-        <w:t>The specific, logically connected objectives of the project are:</w:t>
+        <w:t>Based upon the literature review and the identified research problem, the primary goal of News Shield is to design, evaluate, and benchmark a reliable machine learning system for news credibility assessment. The general objective is broken down into eight logically connected parts:</w:t>
       </w:r>
     </w:p>
     <w:p>
       <w:pPr>
-        <w:spacing w:line="300" w:lineRule="auto" w:after="40"/>
+        <w:spacing w:line="300" w:lineRule="auto" w:after="80"/>
         <w:jc w:val="both"/>
       </w:pPr>
       <w:r>
         <w:rPr>
           <w:rFonts w:ascii="Times New Roman" w:hAnsi="Times New Roman"/>
-          <w:sz w:val="23"/>
+          <w:b/>
+          <w:sz w:val="22"/>
         </w:rPr>
-        <w:t>1. Study existing fake-news detection approaches, datasets, and techniques relevant to the selected project scope.</w:t>
+        <w:t xml:space="preserve">1. Literature &amp; State-of-the-Art Review: </w:t>
+      </w:r>
+      <w:r>
+        <w:rPr>
+          <w:rFonts w:ascii="Times New Roman" w:hAnsi="Times New Roman"/>
+          <w:sz w:val="22"/>
+        </w:rPr>
+        <w:t>Study existing fake news detection approaches, benchmark datasets (LIAR, FakeNewsNet, ISOT), feature representations, and evaluation frameworks relevant to the selected project scope.</w:t>
       </w:r>
     </w:p>
     <w:p>
       <w:pPr>
-        <w:spacing w:line="300" w:lineRule="auto" w:after="40"/>
+        <w:spacing w:line="300" w:lineRule="auto" w:after="80"/>
         <w:jc w:val="both"/>
       </w:pPr>
       <w:r>
         <w:rPr>
           <w:rFonts w:ascii="Times New Roman" w:hAnsi="Times New Roman"/>
-          <w:sz w:val="23"/>
+          <w:b/>
+          <w:sz w:val="22"/>
         </w:rPr>
-        <w:t>2. Select and document a labelled real/fake news dataset, including its provenance, licence, categories, and limitations.</w:t>
+        <w:t xml:space="preserve">2. Dataset Selection &amp; Curation: </w:t>
+      </w:r>
+      <w:r>
+        <w:rPr>
+          <w:rFonts w:ascii="Times New Roman" w:hAnsi="Times New Roman"/>
+          <w:sz w:val="22"/>
+        </w:rPr>
+        <w:t>Select, balance, and document a labelled real/fake news dataset across diverse domains (politics, science, health, technology), recording provenance, license, and known limitations.</w:t>
       </w:r>
     </w:p>
     <w:p>
       <w:pPr>
-        <w:spacing w:line="300" w:lineRule="auto" w:after="40"/>
+        <w:spacing w:line="300" w:lineRule="auto" w:after="80"/>
         <w:jc w:val="both"/>
       </w:pPr>
       <w:r>
         <w:rPr>
           <w:rFonts w:ascii="Times New Roman" w:hAnsi="Times New Roman"/>
-          <w:sz w:val="23"/>
+          <w:b/>
+          <w:sz w:val="22"/>
         </w:rPr>
-        <w:t>3. Pre-process the text and compare suitable feature representations such as TF-IDF and Bag-of-Words; treat embeddings as an optional extension.</w:t>
+        <w:t xml:space="preserve">3. Text Preprocessing &amp; Cleaning: </w:t>
+      </w:r>
+      <w:r>
+        <w:rPr>
+          <w:rFonts w:ascii="Times New Roman" w:hAnsi="Times New Roman"/>
+          <w:sz w:val="22"/>
+        </w:rPr>
+        <w:t>Implement a standardized NLP pipeline including URL/HTML stripping, non-alphabetic filtering, stop-word elimination, and morphological stemming (Porter Stemmer).</w:t>
       </w:r>
     </w:p>
     <w:p>
       <w:pPr>
-        <w:spacing w:line="300" w:lineRule="auto" w:after="40"/>
+        <w:spacing w:line="300" w:lineRule="auto" w:after="80"/>
         <w:jc w:val="both"/>
       </w:pPr>
       <w:r>
         <w:rPr>
           <w:rFonts w:ascii="Times New Roman" w:hAnsi="Times New Roman"/>
-          <w:sz w:val="23"/>
+          <w:b/>
+          <w:sz w:val="22"/>
         </w:rPr>
-        <w:t>4. Train and evaluate baseline classifiers, including Naive Bayes, Logistic Regression, and SVM; add other models only when feasible.</w:t>
+        <w:t xml:space="preserve">4. Feature Extraction &amp; Representation: </w:t>
+      </w:r>
+      <w:r>
+        <w:rPr>
+          <w:rFonts w:ascii="Times New Roman" w:hAnsi="Times New Roman"/>
+          <w:sz w:val="22"/>
+        </w:rPr>
+        <w:t>Compare TF-IDF (unigrams and bigrams with sublinear scaling) and Bag-of-Words representations to extract discriminating lexical and stylometric patterns.</w:t>
       </w:r>
     </w:p>
     <w:p>
       <w:pPr>
-        <w:spacing w:line="300" w:lineRule="auto" w:after="40"/>
+        <w:spacing w:line="300" w:lineRule="auto" w:after="80"/>
         <w:jc w:val="both"/>
       </w:pPr>
       <w:r>
         <w:rPr>
           <w:rFonts w:ascii="Times New Roman" w:hAnsi="Times New Roman"/>
-          <w:sz w:val="23"/>
+          <w:b/>
+          <w:sz w:val="22"/>
         </w:rPr>
-        <w:t>5. Explore an LSTM/Bi-LSTM or BERT-based model as an optional advanced comparison if time and compute allow.</w:t>
+        <w:t xml:space="preserve">5. Baseline Classifier Benchmarking: </w:t>
+      </w:r>
+      <w:r>
+        <w:rPr>
+          <w:rFonts w:ascii="Times New Roman" w:hAnsi="Times New Roman"/>
+          <w:sz w:val="22"/>
+        </w:rPr>
+        <w:t>Train and evaluate multiple supervised classification models, including Multinomial Naive Bayes, Logistic Regression, Support Vector Machines (Linear SVM), and Random Forest.</w:t>
       </w:r>
     </w:p>
     <w:p>
       <w:pPr>
-        <w:spacing w:line="300" w:lineRule="auto" w:after="40"/>
+        <w:spacing w:line="300" w:lineRule="auto" w:after="80"/>
         <w:jc w:val="both"/>
       </w:pPr>
       <w:r>
         <w:rPr>
           <w:rFonts w:ascii="Times New Roman" w:hAnsi="Times New Roman"/>
-          <w:sz w:val="23"/>
+          <w:b/>
+          <w:sz w:val="22"/>
         </w:rPr>
-        <w:t>6. Compare models with accuracy, precision, recall, F1-score, and a confusion matrix on held-out data; use cross-validation only within training data when appropriate.</w:t>
+        <w:t xml:space="preserve">6. Rigorous Empirical Evaluation: </w:t>
+      </w:r>
+      <w:r>
+        <w:rPr>
+          <w:rFonts w:ascii="Times New Roman" w:hAnsi="Times New Roman"/>
+          <w:sz w:val="22"/>
+        </w:rPr>
+        <w:t>Measure generalization performance using 5-Fold Stratified Cross-Validation, test accuracy, precision, recall, F1-score, ROC-AUC, and confusion matrix analysis on held-out data.</w:t>
       </w:r>
     </w:p>
     <w:p>
       <w:pPr>
-        <w:spacing w:line="300" w:lineRule="auto" w:after="40"/>
+        <w:spacing w:line="300" w:lineRule="auto" w:after="80"/>
         <w:jc w:val="both"/>
       </w:pPr>
       <w:r>
         <w:rPr>
           <w:rFonts w:ascii="Times New Roman" w:hAnsi="Times New Roman"/>
-          <w:sz w:val="23"/>
+          <w:b/>
+          <w:sz w:val="22"/>
         </w:rPr>
-        <w:t>7. Develop a user-friendly web interface for text input and a cautious prediction with a clearly explained model confidence score.</w:t>
+        <w:t xml:space="preserve">7. Interactive Prototype Development: </w:t>
+      </w:r>
+      <w:r>
+        <w:rPr>
+          <w:rFonts w:ascii="Times New Roman" w:hAnsi="Times New Roman"/>
+          <w:sz w:val="22"/>
+        </w:rPr>
+        <w:t>Build a responsive Streamlit web application providing real-time article verification, model confidence meters, stylometric indicators, and batch CSV processing.</w:t>
       </w:r>
     </w:p>
     <w:p>
       <w:pPr>
-        <w:spacing w:line="300" w:lineRule="auto" w:after="40"/>
+        <w:spacing w:line="300" w:lineRule="auto" w:after="80"/>
         <w:jc w:val="both"/>
       </w:pPr>
       <w:r>
         <w:rPr>
           <w:rFonts w:ascii="Times New Roman" w:hAnsi="Times New Roman"/>
-          <w:sz w:val="23"/>
+          <w:b/>
+          <w:sz w:val="22"/>
         </w:rPr>
-        <w:t>8. Review errors and describe limits in generalizing across topics, domains, languages, and writing styles.</w:t>
+        <w:t xml:space="preserve">8. Error Analysis &amp; Limitation Reporting: </w:t>
+      </w:r>
+      <w:r>
+        <w:rPr>
+          <w:rFonts w:ascii="Times New Roman" w:hAnsi="Times New Roman"/>
+          <w:sz w:val="22"/>
+        </w:rPr>
+        <w:t>Analyze false-positive and false-negative boundaries, model uncertainty, and domain-transfer constraints to ensure responsible deployment as a screening aid.</w:t>
+      </w:r>
+    </w:p>
+    <w:p>
+      <w:r>
+        <w:br w:type="page"/>
       </w:r>
     </w:p>
     <w:p>
@@ -1591,170 +1705,183 @@
     </w:p>
     <w:p>
       <w:pPr>
-        <w:spacing w:line="288" w:lineRule="auto" w:after="40"/>
+        <w:spacing w:line="300" w:lineRule="auto" w:after="50"/>
+        <w:jc w:val="both"/>
+      </w:pPr>
+      <w:r>
+        <w:rPr>
+          <w:rFonts w:ascii="Times New Roman" w:hAnsi="Times New Roman"/>
+          <w:sz w:val="22"/>
+        </w:rPr>
+        <w:t>The project methodology comprises eight systematic development stages executed sequentially during project completion to ensure rigorous engineering and scientific reproducibility:</w:t>
+      </w:r>
+    </w:p>
+    <w:p>
+      <w:pPr>
+        <w:spacing w:line="300" w:lineRule="auto" w:after="80"/>
         <w:jc w:val="both"/>
       </w:pPr>
       <w:r>
         <w:rPr>
           <w:rFonts w:ascii="Times New Roman" w:hAnsi="Times New Roman"/>
           <w:b/>
-          <w:sz w:val="23"/>
+          <w:sz w:val="22"/>
         </w:rPr>
-        <w:t xml:space="preserve">1. Literature and requirements: </w:t>
+        <w:t xml:space="preserve">Stage 1: Requirements Formulation &amp; Scope Definition: </w:t>
       </w:r>
       <w:r>
         <w:rPr>
           <w:rFonts w:ascii="Times New Roman" w:hAnsi="Times New Roman"/>
-          <w:sz w:val="23"/>
+          <w:sz w:val="22"/>
         </w:rPr>
-        <w:t>confirm the project scope, labels, data permissions, interface needs, and evaluation plan with the guide.</w:t>
+        <w:t>Define the problem boundaries, project scope, dataset permissions, evaluation criteria, and user interface requirements in consultation with the project guide.</w:t>
       </w:r>
     </w:p>
     <w:p>
       <w:pPr>
-        <w:spacing w:line="288" w:lineRule="auto" w:after="40"/>
+        <w:spacing w:line="300" w:lineRule="auto" w:after="80"/>
         <w:jc w:val="both"/>
       </w:pPr>
       <w:r>
         <w:rPr>
           <w:rFonts w:ascii="Times New Roman" w:hAnsi="Times New Roman"/>
           <w:b/>
-          <w:sz w:val="23"/>
+          <w:sz w:val="22"/>
         </w:rPr>
-        <w:t xml:space="preserve">2. Dataset selection: </w:t>
+        <w:t xml:space="preserve">Stage 2: Dataset Acquisition &amp; Exploratory Analysis: </w:t>
       </w:r>
       <w:r>
         <w:rPr>
           <w:rFonts w:ascii="Times New Roman" w:hAnsi="Times New Roman"/>
-          <w:sz w:val="23"/>
+          <w:sz w:val="22"/>
         </w:rPr>
-        <w:t>review candidate resources such as LIAR, FakeNewsNet, or the supplied draft's Kaggle dataset; record provenance, licence, label definitions, and known limitations before selecting one.</w:t>
+        <w:t>Acquire and verify a balanced corpus of real and fake news articles; inspect class distributions, missing values, text-length variations, and potential duplicate samples.</w:t>
       </w:r>
     </w:p>
     <w:p>
       <w:pPr>
-        <w:spacing w:line="288" w:lineRule="auto" w:after="40"/>
+        <w:spacing w:line="300" w:lineRule="auto" w:after="80"/>
         <w:jc w:val="both"/>
       </w:pPr>
       <w:r>
         <w:rPr>
           <w:rFonts w:ascii="Times New Roman" w:hAnsi="Times New Roman"/>
           <w:b/>
-          <w:sz w:val="23"/>
+          <w:sz w:val="22"/>
         </w:rPr>
-        <w:t xml:space="preserve">3. Data preparation: </w:t>
+        <w:t xml:space="preserve">Stage 3: Data Partitioning &amp; Preprocessing Pipeline: </w:t>
       </w:r>
       <w:r>
         <w:rPr>
           <w:rFonts w:ascii="Times New Roman" w:hAnsi="Times New Roman"/>
-          <w:sz w:val="23"/>
+          <w:sz w:val="22"/>
         </w:rPr>
-        <w:t>inspect class balance, missing values, and duplicates; split data into training and test sets before fitting preprocessing or feature transformations.</w:t>
+        <w:t>Partition the dataset into stratified 80% training and 20% test subsets. Fit preprocessing transformations (URL stripping, tokenization, stop-word filtering, stemming) strictly on training data.</w:t>
       </w:r>
     </w:p>
     <w:p>
       <w:pPr>
-        <w:spacing w:line="288" w:lineRule="auto" w:after="40"/>
+        <w:spacing w:line="300" w:lineRule="auto" w:after="80"/>
         <w:jc w:val="both"/>
       </w:pPr>
       <w:r>
         <w:rPr>
           <w:rFonts w:ascii="Times New Roman" w:hAnsi="Times New Roman"/>
           <w:b/>
-          <w:sz w:val="23"/>
+          <w:sz w:val="22"/>
         </w:rPr>
-        <w:t xml:space="preserve">4. Text processing and features: </w:t>
+        <w:t xml:space="preserve">Stage 4: Feature Engineering &amp; Vector Space Construction: </w:t>
       </w:r>
       <w:r>
         <w:rPr>
           <w:rFonts w:ascii="Times New Roman" w:hAnsi="Times New Roman"/>
-          <w:sz w:val="23"/>
+          <w:sz w:val="22"/>
         </w:rPr>
-        <w:t>apply consistent cleaning, tokenization, and any selected stop-word or stemming/lemmatization steps. Compare TF-IDF and Bag-of-Words first; embeddings are optional.</w:t>
+        <w:t>Construct high-dimensional numerical feature matrices using TF-IDF vectorization (unigrams + bigrams, 8,000 max features, sublinear TF scaling) and stylometric indicators.</w:t>
       </w:r>
     </w:p>
     <w:p>
       <w:pPr>
-        <w:spacing w:line="288" w:lineRule="auto" w:after="40"/>
+        <w:spacing w:line="300" w:lineRule="auto" w:after="80"/>
         <w:jc w:val="both"/>
       </w:pPr>
       <w:r>
         <w:rPr>
           <w:rFonts w:ascii="Times New Roman" w:hAnsi="Times New Roman"/>
           <w:b/>
-          <w:sz w:val="23"/>
+          <w:sz w:val="22"/>
         </w:rPr>
-        <w:t xml:space="preserve">5. Model training: </w:t>
+        <w:t xml:space="preserve">Stage 5: Classifier Training &amp; Hyperparameter Tuning: </w:t>
       </w:r>
       <w:r>
         <w:rPr>
           <w:rFonts w:ascii="Times New Roman" w:hAnsi="Times New Roman"/>
-          <w:sz w:val="23"/>
+          <w:sz w:val="22"/>
         </w:rPr>
-        <w:t>establish baseline models such as Naive Bayes, Logistic Regression, and SVM. Consider Random Forest, LSTM/Bi-LSTM, or BERT only as staged comparisons when feasible.</w:t>
+        <w:t>Train candidate baseline classifiers (Multinomial Naive Bayes, Logistic Regression, Linear SVM with Platt probability calibration, Random Forest, and Ensemble Voting).</w:t>
       </w:r>
     </w:p>
     <w:p>
       <w:pPr>
-        <w:spacing w:line="288" w:lineRule="auto" w:after="40"/>
+        <w:spacing w:line="300" w:lineRule="auto" w:after="80"/>
         <w:jc w:val="both"/>
       </w:pPr>
       <w:r>
         <w:rPr>
           <w:rFonts w:ascii="Times New Roman" w:hAnsi="Times New Roman"/>
           <w:b/>
-          <w:sz w:val="23"/>
+          <w:sz w:val="22"/>
         </w:rPr>
-        <w:t xml:space="preserve">6. Evaluation: </w:t>
+        <w:t xml:space="preserve">Stage 6: Multi-Metric Model Validation &amp; Benchmarking: </w:t>
       </w:r>
       <w:r>
         <w:rPr>
           <w:rFonts w:ascii="Times New Roman" w:hAnsi="Times New Roman"/>
-          <w:sz w:val="23"/>
+          <w:sz w:val="22"/>
         </w:rPr>
-        <w:t>report accuracy, precision, recall, F1-score, and a confusion matrix on held-out data; inspect false positives and false negatives. Do not report results before the experiment is run.</w:t>
+        <w:t>Evaluate models using 5-Fold Stratified Cross-Validation on training data and hold-out testing for Accuracy, Precision, Recall, F1-Score, and Confusion Matrix generation.</w:t>
       </w:r>
     </w:p>
     <w:p>
       <w:pPr>
-        <w:spacing w:line="288" w:lineRule="auto" w:after="40"/>
+        <w:spacing w:line="300" w:lineRule="auto" w:after="80"/>
         <w:jc w:val="both"/>
       </w:pPr>
       <w:r>
         <w:rPr>
           <w:rFonts w:ascii="Times New Roman" w:hAnsi="Times New Roman"/>
           <w:b/>
-          <w:sz w:val="23"/>
+          <w:sz w:val="22"/>
         </w:rPr>
-        <w:t xml:space="preserve">7. Application development: </w:t>
+        <w:t xml:space="preserve">Stage 7: Web Application Interface Implementation: </w:t>
       </w:r>
       <w:r>
         <w:rPr>
           <w:rFonts w:ascii="Times New Roman" w:hAnsi="Times New Roman"/>
-          <w:sz w:val="23"/>
+          <w:sz w:val="22"/>
         </w:rPr>
-        <w:t>build a simple front end and Flask or Django or Streamlit back end, integrate the selected preprocessing and trained model, and show a prediction with a caution about model uncertainty.</w:t>
+        <w:t>Develop an interactive web dashboard (Streamlit) supporting real-time headline/article input, confidence meters, batch CSV analysis, and comparative benchmark visualizations.</w:t>
       </w:r>
     </w:p>
     <w:p>
       <w:pPr>
-        <w:spacing w:line="288" w:lineRule="auto" w:after="40"/>
+        <w:spacing w:line="300" w:lineRule="auto" w:after="80"/>
         <w:jc w:val="both"/>
       </w:pPr>
       <w:r>
         <w:rPr>
           <w:rFonts w:ascii="Times New Roman" w:hAnsi="Times New Roman"/>
           <w:b/>
-          <w:sz w:val="23"/>
+          <w:sz w:val="22"/>
         </w:rPr>
-        <w:t xml:space="preserve">8. Testing and documentation: </w:t>
+        <w:t xml:space="preserve">Stage 8: Robustness Testing &amp; Final Documentation: </w:t>
       </w:r>
       <w:r>
         <w:rPr>
           <w:rFonts w:ascii="Times New Roman" w:hAnsi="Times New Roman"/>
-          <w:sz w:val="23"/>
+          <w:sz w:val="22"/>
         </w:rPr>
-        <w:t>test unseen examples, document limitations and future extensions, and prepare the final report. The prototype is a screening aid, not an automated authority on truth.</w:t>
+        <w:t>Perform stress testing on challenging unseen news articles, conduct error boundary analysis, document operational limits, and compile project documentation.</w:t>
       </w:r>
     </w:p>
     <w:p>
@@ -1779,130 +1906,140 @@
     </w:p>
     <w:p>
       <w:pPr>
-        <w:spacing w:line="288" w:lineRule="auto" w:after="60"/>
-        <w:jc w:val="both"/>
+        <w:spacing w:line="276" w:lineRule="auto" w:after="80"/>
+        <w:ind w:left="432" w:hanging="432"/>
+        <w:jc w:val="left"/>
       </w:pPr>
       <w:r>
         <w:rPr>
           <w:rFonts w:ascii="Times New Roman" w:hAnsi="Times New Roman"/>
-          <w:sz w:val="22"/>
+          <w:sz w:val="21"/>
         </w:rPr>
         <w:t>[1] K. Shu, A. Sliva, S. Wang, J. Tang, and H. Liu, "Fake News Detection on Social Media: A Data Mining Perspective," ACM SIGKDD Explorations Newsletter, vol. 19, no. 1, pp. 22-36, 2017, doi: 10.1145/3137597.3137600.</w:t>
       </w:r>
     </w:p>
     <w:p>
       <w:pPr>
-        <w:spacing w:line="288" w:lineRule="auto" w:after="60"/>
-        <w:jc w:val="both"/>
+        <w:spacing w:line="276" w:lineRule="auto" w:after="80"/>
+        <w:ind w:left="432" w:hanging="432"/>
+        <w:jc w:val="left"/>
       </w:pPr>
       <w:r>
         <w:rPr>
           <w:rFonts w:ascii="Times New Roman" w:hAnsi="Times New Roman"/>
-          <w:sz w:val="22"/>
+          <w:sz w:val="21"/>
         </w:rPr>
         <w:t>[2] V. Pérez-Rosas, B. Kleinberg, A. Lefevre, and R. Mihalcea, "Automatic Detection of Fake News," in Proc. 27th International Conference on Computational Linguistics (COLING), Santa Fe, NM, USA, 2018, pp. 3391-3401.</w:t>
       </w:r>
     </w:p>
     <w:p>
       <w:pPr>
-        <w:spacing w:line="288" w:lineRule="auto" w:after="60"/>
-        <w:jc w:val="both"/>
+        <w:spacing w:line="276" w:lineRule="auto" w:after="80"/>
+        <w:ind w:left="432" w:hanging="432"/>
+        <w:jc w:val="left"/>
       </w:pPr>
       <w:r>
         <w:rPr>
           <w:rFonts w:ascii="Times New Roman" w:hAnsi="Times New Roman"/>
-          <w:sz w:val="22"/>
+          <w:sz w:val="21"/>
         </w:rPr>
         <w:t>[3] H. Ahmed, I. Traoré, and S. Saad, "Detection of Online Fake News Using N-Gram Analysis and Machine Learning Techniques," in Intelligent, Secure, and Dependable Systems in Distributed and Cloud Environments, Springer, Cham, 2017, pp. 127-138, doi: 10.1007/978-3-319-69155-8_9.</w:t>
       </w:r>
     </w:p>
     <w:p>
       <w:pPr>
-        <w:spacing w:line="288" w:lineRule="auto" w:after="60"/>
-        <w:jc w:val="both"/>
+        <w:spacing w:line="276" w:lineRule="auto" w:after="80"/>
+        <w:ind w:left="432" w:hanging="432"/>
+        <w:jc w:val="left"/>
       </w:pPr>
       <w:r>
         <w:rPr>
           <w:rFonts w:ascii="Times New Roman" w:hAnsi="Times New Roman"/>
-          <w:sz w:val="22"/>
+          <w:sz w:val="21"/>
         </w:rPr>
         <w:t>[4] W. Y. Wang, ""Liar, Liar Pants on Fire": A New Benchmark Dataset for Fake News Detection," in Proc. 55th Annual Meeting of the Association for Computational Linguistics (ACL), Vancouver, Canada, 2017, pp. 422-426, doi: 10.18653/v1/P17-2067.</w:t>
       </w:r>
     </w:p>
     <w:p>
       <w:pPr>
-        <w:spacing w:line="288" w:lineRule="auto" w:after="60"/>
-        <w:jc w:val="both"/>
+        <w:spacing w:line="276" w:lineRule="auto" w:after="80"/>
+        <w:ind w:left="432" w:hanging="432"/>
+        <w:jc w:val="left"/>
       </w:pPr>
       <w:r>
         <w:rPr>
           <w:rFonts w:ascii="Times New Roman" w:hAnsi="Times New Roman"/>
-          <w:sz w:val="22"/>
+          <w:sz w:val="21"/>
         </w:rPr>
         <w:t>[5] N. Ruchansky, S. Seo, and Y. Liu, "CSI: A Hybrid Deep Model for Fake News Detection," in Proc. ACM Conference on Information and Knowledge Management (CIKM), Singapore, 2017, pp. 797-806, doi: 10.1145/3132847.3132877.</w:t>
       </w:r>
     </w:p>
     <w:p>
       <w:pPr>
-        <w:spacing w:line="288" w:lineRule="auto" w:after="60"/>
-        <w:jc w:val="both"/>
+        <w:spacing w:line="276" w:lineRule="auto" w:after="80"/>
+        <w:ind w:left="432" w:hanging="432"/>
+        <w:jc w:val="left"/>
       </w:pPr>
       <w:r>
         <w:rPr>
           <w:rFonts w:ascii="Times New Roman" w:hAnsi="Times New Roman"/>
-          <w:sz w:val="22"/>
+          <w:sz w:val="21"/>
         </w:rPr>
         <w:t>[6] R. K. Kaliyar, A. Goswami, and P. Narang, "FakeBERT: Fake News Detection in Social Media with a BERT-Based Deep Learning Approach," Multimedia Tools and Applications, vol. 80, no. 8, pp. 11765-11788, 2021, doi: 10.1007/s11042-020-10183-2.</w:t>
       </w:r>
     </w:p>
     <w:p>
       <w:pPr>
-        <w:spacing w:line="288" w:lineRule="auto" w:after="60"/>
-        <w:jc w:val="both"/>
+        <w:spacing w:line="276" w:lineRule="auto" w:after="80"/>
+        <w:ind w:left="432" w:hanging="432"/>
+        <w:jc w:val="left"/>
       </w:pPr>
       <w:r>
         <w:rPr>
           <w:rFonts w:ascii="Times New Roman" w:hAnsi="Times New Roman"/>
-          <w:sz w:val="22"/>
+          <w:sz w:val="21"/>
         </w:rPr>
         <w:t>[7] K. Shu, D. Mahudeswaran, S. Wang, D. Lee, and H. Liu, "FakeNewsNet: A Data Repository with News Content, Social Context, and Spatiotemporal Information for Studying Fake News on Social Media," Big Data, vol. 8, no. 3, pp. 171-188, 2020, doi: 10.1089/big.2020.0062.</w:t>
       </w:r>
     </w:p>
     <w:p>
       <w:pPr>
-        <w:spacing w:line="288" w:lineRule="auto" w:after="60"/>
-        <w:jc w:val="both"/>
+        <w:spacing w:line="276" w:lineRule="auto" w:after="80"/>
+        <w:ind w:left="432" w:hanging="432"/>
+        <w:jc w:val="left"/>
       </w:pPr>
       <w:r>
         <w:rPr>
           <w:rFonts w:ascii="Times New Roman" w:hAnsi="Times New Roman"/>
-          <w:sz w:val="22"/>
+          <w:sz w:val="21"/>
         </w:rPr>
         <w:t>[8] J. Devlin, M.-W. Chang, K. Lee, and K. Toutanova, "BERT: Pre-Training of Deep Bidirectional Transformers for Language Understanding," in Proc. NAACL-HLT, vol. 1, Minneapolis, MN, USA, 2019, pp. 4171-4186, doi: 10.18653/v1/N19-1423.</w:t>
       </w:r>
     </w:p>
     <w:p>
       <w:pPr>
-        <w:spacing w:line="288" w:lineRule="auto" w:after="60"/>
-        <w:jc w:val="both"/>
+        <w:spacing w:line="276" w:lineRule="auto" w:after="80"/>
+        <w:ind w:left="432" w:hanging="432"/>
+        <w:jc w:val="left"/>
       </w:pPr>
       <w:r>
         <w:rPr>
           <w:rFonts w:ascii="Times New Roman" w:hAnsi="Times New Roman"/>
-          <w:sz w:val="22"/>
+          <w:sz w:val="21"/>
         </w:rPr>
         <w:t>[9] "Fake and Real News Dataset," Kaggle. [Online]. Available: https://www.kaggle.com/datasets/clmentbisaillon/fake-and-real-news-dataset. Accessed: Oct. 16, 2026.</w:t>
       </w:r>
     </w:p>
     <w:p>
       <w:pPr>
-        <w:spacing w:line="288" w:lineRule="auto" w:after="60"/>
-        <w:jc w:val="both"/>
+        <w:spacing w:line="276" w:lineRule="auto" w:after="80"/>
+        <w:ind w:left="432" w:hanging="432"/>
+        <w:jc w:val="left"/>
       </w:pPr>
       <w:r>
         <w:rPr>
           <w:rFonts w:ascii="Times New Roman" w:hAnsi="Times New Roman"/>
-          <w:sz w:val="22"/>
+          <w:sz w:val="21"/>
         </w:rPr>
         <w:t>[10] "PolitiFact: Fact-Checking Journalism," [Online]. Available: https://www.politifact.com. Accessed: Oct. 16, 2026.</w:t>
       </w:r>
